--- a/facilitator-guide-persona-journey.docx
+++ b/facilitator-guide-persona-journey.docx
@@ -934,6 +934,97 @@
       </w:r>
       <w:r>
         <w:t xml:space="preserve"> each iteration, with a retrospective from the Retro Kit to close the loop. The break-down tools (Epic Canvas, Story Map, Story Splitting, Example Mapping) sit between vision and planning.</w:t>
+      </w:r>
+    </w:p>
+    <w:p>
+      <w:pPr>
+        <w:pStyle w:val="Heading1"/>
+      </w:pPr>
+      <w:r>
+        <w:t xml:space="preserve">Recreate it in your whiteboard</w:t>
+      </w:r>
+    </w:p>
+    <w:p>
+      <w:pPr>
+        <w:pStyle w:val="Small"/>
+      </w:pPr>
+      <w:r>
+        <w:t xml:space="preserve">Paste this into your whiteboard's AI assistant (for example Miro AI or Atlassian Rovo) or a general assistant, to get an editable, native version of the board. Results vary by tool, so expect to tidy it up. For an exact copy, import the SVG as a locked background instead.</w:t>
+      </w:r>
+    </w:p>
+    <w:p>
+      <w:r>
+        <w:t xml:space="preserve">Create an editable whiteboard for “Persona &amp; Journey Map”, a workshop board.</w:t>
+      </w:r>
+    </w:p>
+    <w:p>
+      <w:r>
+        <w:t xml:space="preserve">Purpose: Describe a real type of user, then map their journey: what they do, think and feel, and where to help.</w:t>
+      </w:r>
+    </w:p>
+    <w:p>
+      <w:r>
+        <w:t xml:space="preserve">Layout: a wide landscape board (about 16:11). Make one frame per section below, placed as described. In each frame, add the section name as a heading, then its content as short text labels or empty fields to fill in. Leave space in each frame for sticky notes. Use the header colour given. Keep the wording as written and don't add extra content.</w:t>
+      </w:r>
+    </w:p>
+    <w:p>
+      <w:r>
+        <w:t xml:space="preserve">Key: Yellow = Step · Blue = Thought · Pink = Pain point · Green = Opportunity</w:t>
+      </w:r>
+    </w:p>
+    <w:p>
+      <w:r>
+        <w:t xml:space="preserve">Sections:</w:t>
+      </w:r>
+    </w:p>
+    <w:p>
+      <w:r>
+        <w:t xml:space="preserve">1. Persona: top left, about 35% wide and 35% tall; header colour purple.</w:t>
+      </w:r>
+    </w:p>
+    <w:p>
+      <w:r>
+        <w:t xml:space="preserve">   Subtitle: Based on evidence, not guesses</w:t>
+      </w:r>
+    </w:p>
+    <w:p>
+      <w:r>
+        <w:t xml:space="preserve">   Content: Name: · Role / context: · Tech comfort: · Goals: · Frustrations: · In their words: · Evidence from:</w:t>
+      </w:r>
+    </w:p>
+    <w:p>
+      <w:r>
+        <w:t xml:space="preserve">2. The Journey We're Mapping: top right, about 65% wide and 35% tall; header colour blue.</w:t>
+      </w:r>
+    </w:p>
+    <w:p>
+      <w:r>
+        <w:t xml:space="preserve">   Content: Scenario or goal: · Starts when: · Ends when: · Job to be done: · When… · I want to… · so I can…</w:t>
+      </w:r>
+    </w:p>
+    <w:p>
+      <w:r>
+        <w:t xml:space="preserve">3. Journey Map: bottom full width, about 100% wide and 60% tall; header colour slate grey.</w:t>
+      </w:r>
+    </w:p>
+    <w:p>
+      <w:r>
+        <w:t xml:space="preserve">   Subtitle: Stages left to right · one row at a time</w:t>
+      </w:r>
+    </w:p>
+    <w:p>
+      <w:r>
+        <w:t xml:space="preserve">   Content: Stage 1: · Stage 2: · Stage 3: · Stage 4: · Stage 5: · Doing · Steps they take · Thinking · Questions, doubts · Feeling · draw the emotion line across the stages · Highs and lows · Pain points · What goes wrong · Opportunities · How we could help</w:t>
+      </w:r>
+    </w:p>
+    <w:p>
+      <w:r>
+        <w:t xml:space="preserve">Footer questions: “What is this person really trying to get done?” “Where in the journey do we lose them, and why?”</w:t>
+      </w:r>
+    </w:p>
+    <w:p>
+      <w:r>
+        <w:t xml:space="preserve">Original board for reference: https://eparker71.github.io/agile-ways-of-working/persona-journey-board.html</w:t>
       </w:r>
     </w:p>
     <w:p>

--- a/facilitator-guide-persona-journey.docx
+++ b/facilitator-guide-persona-journey.docx
@@ -229,7 +229,7 @@
         </w:numPr>
       </w:pPr>
       <w:r>
-        <w:t xml:space="preserve">Print the board at A3 or larger, or load the SVG as a digital background</w:t>
+        <w:t xml:space="preserve">Print the board at A3 or 11×17 (Tabloid), or larger, or load the SVG as a digital background</w:t>
       </w:r>
     </w:p>
     <w:p>
